--- a/manuscript/chapter-04-mutual-stabilization.docx
+++ b/manuscript/chapter-04-mutual-stabilization.docx
@@ -10,6 +10,7 @@
         <w:t>Chapter 4: Mutual Stabilization</w:t>
       </w:r>
     </w:p>
+    <w:p/>
     <w:p>
       <w:r>
         <w:rPr>

--- a/manuscript/chapter-04-mutual-stabilization.docx
+++ b/manuscript/chapter-04-mutual-stabilization.docx
@@ -7,6 +7,10 @@
         <w:pStyle w:val="Heading1"/>
       </w:pPr>
       <w:r>
+        <w:rPr>
+          <w:b/>
+          <w:color w:val="000000"/>
+        </w:rPr>
         <w:t>Chapter 4: Mutual Stabilization</w:t>
       </w:r>
     </w:p>

--- a/manuscript/chapter-04-mutual-stabilization.docx
+++ b/manuscript/chapter-04-mutual-stabilization.docx
@@ -26,12 +26,20 @@
     </w:p>
     <w:p>
       <w:r>
+        <w:rPr>
+          <w:i/>
+          <w:color w:val="5C6B7D"/>
+        </w:rPr>
         <w:t>— Book 1, Chapter 4: Emily’s Not Talking</w:t>
       </w:r>
     </w:p>
     <w:p>
       <w:r>
-        <w:t>## Day Three: Threshold</w:t>
+        <w:rPr>
+          <w:b/>
+          <w:color w:val="000000"/>
+        </w:rPr>
+        <w:t>Day Three: Threshold</w:t>
       </w:r>
     </w:p>
     <w:p>

--- a/manuscript/chapter-04-mutual-stabilization.docx
+++ b/manuscript/chapter-04-mutual-stabilization.docx
@@ -50,6 +50,11 @@
     <w:p>
       <w:r>
         <w:t>RECOVERY INTERVAL COMPLETE. MANUAL OBSERVATION REQUIRED.</w:t>
+      </w:r>
+    </w:p>
+    <w:p>
+      <w:r>
+        <w:t>The four representatives returned from their overnight recovery and took their stations as the monitoring room came back online.</w:t>
       </w:r>
     </w:p>
     <w:p>
@@ -164,7 +169,7 @@
     </w:p>
     <w:p>
       <w:r>
-        <w:t>Before Elara could answer, a warning chime rang out from the adjacent Ashoka console. The tampering had spread beyond her station: with the thresholds pinned at maximum, the whole grid had turned twitchy, and a flicker in the chamber now sounded like a breach.</w:t>
+        <w:t>Before Elara could answer, a warning chime rang out from the adjacent Ashoka console. The sensitivity ceiling was not a local setting. It lived in the shared alert calibration that every station inherited, and whoever had raised it through her console had raised it for the entire room. With the thresholds pinned at maximum, the whole grid had turned twitchy, and a flicker in the chamber now sounded like a breach.</w:t>
       </w:r>
     </w:p>
     <w:p>

--- a/manuscript/chapter-04-mutual-stabilization.docx
+++ b/manuscript/chapter-04-mutual-stabilization.docx
@@ -554,7 +554,7 @@
     </w:p>
     <w:p>
       <w:r>
-        <w:t>Under standard Trinity procedure, their twelve-hour monitoring cycle should have ended as sixty hours approached. But the moment High Command issued the emergency assessment and the Infinity Guard protocol engaged, the system initiated a mandatory shift lock. Shift rotations were frozen. All four representatives were required to remain at their consoles until the deployment resolved or the Initiation reached its seventy-two-hour mark.</w:t>
+        <w:t>Under standard Trinity procedure, their twelve-hour monitoring cycle should have ended as sixty hours approached, the consoles dimming while the automated systems carried the next recovery interval alone. But the moment High Command issued the emergency assessment and the Infinity Guard protocol engaged, the system initiated a mandatory shift lock. The handoff to automation was suspended. All four representatives were required to remain at their consoles until the deployment resolved or the Initiation reached its seventy-two-hour mark — the end of the three-day trial itself, when the gates would open on whoever was left.</w:t>
       </w:r>
     </w:p>
     <w:p>
@@ -634,7 +634,7 @@
     </w:p>
     <w:p>
       <w:r>
-        <w:t>Elara watched the final report print across her screen. Her recommendation had survived long enough to keep the boys together, but not long enough to protect them from the committee waiting above the city.</w:t>
+        <w:t>Elara watched the final report print across her screen. Her recommendation had survived long enough to keep the boys together, but not long enough to protect them from the committee waiting for the gates to open — the men who governed Miner Town from inside it, backed by the authority watching from above.</w:t>
       </w:r>
     </w:p>
     <w:p>
